--- a/content/member-assets/review-testimonial-service/review-reply-swipe-file.docx
+++ b/content/member-assets/review-testimonial-service/review-reply-swipe-file.docx
@@ -7,7 +7,7 @@
         <w:pStyle w:val="BrandBand"/>
       </w:pPr>
       <w:r>
-        <w:t xml:space="preserve">SIDE HUSTLE STEPHEN - THE LAUNCHPAD</w:t>
+        <w:t xml:space="preserve">SIDE HUSTLE STEPHEN</w:t>
       </w:r>
     </w:p>
     <w:p>
@@ -50,22 +50,243 @@
         <w:spacing w:before="70" w:after="210"/>
       </w:pPr>
     </w:p>
-    <w:p>
-      <w:pPr>
-        <w:pStyle w:val="Meta"/>
-      </w:pPr>
-      <w:r>
-        <w:t xml:space="preserve">Buyer: Local businesses</w:t>
-      </w:r>
-    </w:p>
-    <w:p>
-      <w:pPr>
-        <w:pStyle w:val="Meta"/>
-      </w:pPr>
-      <w:r>
-        <w:t xml:space="preserve">Category: B2B Service  /  Startup cost: $1-$50  /  First sale: 1-7 days  /  Difficulty: Easy</w:t>
-      </w:r>
-    </w:p>
+    <w:tbl>
+      <w:tblPr>
+        <w:tblW w:w="0" w:type="auto"/>
+        <w:tblInd w:w="0" w:type="dxa"/>
+        <w:tblBorders>
+          <w:top w:val="single" w:sz="6" w:color="E0DFDD"/>
+          <w:left w:val="single" w:sz="6" w:color="E0DFDD"/>
+          <w:bottom w:val="single" w:sz="6" w:color="E0DFDD"/>
+          <w:right w:val="single" w:sz="6" w:color="E0DFDD"/>
+          <w:insideH w:val="single" w:sz="4" w:color="E0DFDD"/>
+          <w:insideV w:val="single" w:sz="4" w:color="E0DFDD"/>
+        </w:tblBorders>
+        <w:tblLook w:firstRow="1" w:noHBand="0" w:noVBand="1"/>
+      </w:tblPr>
+      <w:tblGrid>
+        <w:gridCol w:w="2200"/>
+        <w:gridCol w:w="6980"/>
+      </w:tblGrid>
+      <w:tr>
+        <w:tc>
+          <w:tcPr>
+            <w:tcW w:w="2200" w:type="dxa"/>
+            <w:shd w:fill="F5F3F1"/>
+            <w:tcMar>
+              <w:top w:w="120" w:type="dxa"/>
+              <w:left w:w="150" w:type="dxa"/>
+              <w:bottom w:w="120" w:type="dxa"/>
+              <w:right w:w="150" w:type="dxa"/>
+            </w:tcMar>
+            <w:vAlign w:val="center"/>
+          </w:tcPr>
+          <w:p>
+            <w:pPr>
+              <w:pStyle w:val="TableLabel"/>
+            </w:pPr>
+            <w:r>
+              <w:t xml:space="preserve">Buyer</w:t>
+            </w:r>
+          </w:p>
+        </w:tc>
+        <w:tc>
+          <w:tcPr>
+            <w:tcW w:w="6980" w:type="dxa"/>
+            <w:shd w:fill="F5F3F1"/>
+            <w:tcMar>
+              <w:top w:w="120" w:type="dxa"/>
+              <w:left w:w="150" w:type="dxa"/>
+              <w:bottom w:w="120" w:type="dxa"/>
+              <w:right w:w="150" w:type="dxa"/>
+            </w:tcMar>
+            <w:vAlign w:val="center"/>
+          </w:tcPr>
+          <w:p>
+            <w:pPr>
+              <w:pStyle w:val="TableCell"/>
+            </w:pPr>
+            <w:r>
+              <w:t xml:space="preserve">Local businesses</w:t>
+            </w:r>
+          </w:p>
+        </w:tc>
+      </w:tr>
+      <w:tr>
+        <w:tc>
+          <w:tcPr>
+            <w:tcW w:w="2200" w:type="dxa"/>
+            <w:shd w:fill="F5F3F1"/>
+            <w:tcMar>
+              <w:top w:w="120" w:type="dxa"/>
+              <w:left w:w="150" w:type="dxa"/>
+              <w:bottom w:w="120" w:type="dxa"/>
+              <w:right w:w="150" w:type="dxa"/>
+            </w:tcMar>
+            <w:vAlign w:val="center"/>
+          </w:tcPr>
+          <w:p>
+            <w:pPr>
+              <w:pStyle w:val="TableLabel"/>
+            </w:pPr>
+            <w:r>
+              <w:t xml:space="preserve">Category</w:t>
+            </w:r>
+          </w:p>
+        </w:tc>
+        <w:tc>
+          <w:tcPr>
+            <w:tcW w:w="6980" w:type="dxa"/>
+            <w:tcMar>
+              <w:top w:w="120" w:type="dxa"/>
+              <w:left w:w="150" w:type="dxa"/>
+              <w:bottom w:w="120" w:type="dxa"/>
+              <w:right w:w="150" w:type="dxa"/>
+            </w:tcMar>
+            <w:vAlign w:val="center"/>
+          </w:tcPr>
+          <w:p>
+            <w:pPr>
+              <w:pStyle w:val="TableCell"/>
+            </w:pPr>
+            <w:r>
+              <w:t xml:space="preserve">B2B Service</w:t>
+            </w:r>
+          </w:p>
+        </w:tc>
+      </w:tr>
+      <w:tr>
+        <w:tc>
+          <w:tcPr>
+            <w:tcW w:w="2200" w:type="dxa"/>
+            <w:shd w:fill="F5F3F1"/>
+            <w:tcMar>
+              <w:top w:w="120" w:type="dxa"/>
+              <w:left w:w="150" w:type="dxa"/>
+              <w:bottom w:w="120" w:type="dxa"/>
+              <w:right w:w="150" w:type="dxa"/>
+            </w:tcMar>
+            <w:vAlign w:val="center"/>
+          </w:tcPr>
+          <w:p>
+            <w:pPr>
+              <w:pStyle w:val="TableLabel"/>
+            </w:pPr>
+            <w:r>
+              <w:t xml:space="preserve">Startup cost</w:t>
+            </w:r>
+          </w:p>
+        </w:tc>
+        <w:tc>
+          <w:tcPr>
+            <w:tcW w:w="6980" w:type="dxa"/>
+            <w:shd w:fill="F5F3F1"/>
+            <w:tcMar>
+              <w:top w:w="120" w:type="dxa"/>
+              <w:left w:w="150" w:type="dxa"/>
+              <w:bottom w:w="120" w:type="dxa"/>
+              <w:right w:w="150" w:type="dxa"/>
+            </w:tcMar>
+            <w:vAlign w:val="center"/>
+          </w:tcPr>
+          <w:p>
+            <w:pPr>
+              <w:pStyle w:val="TableCell"/>
+            </w:pPr>
+            <w:r>
+              <w:t xml:space="preserve">$1-$50</w:t>
+            </w:r>
+          </w:p>
+        </w:tc>
+      </w:tr>
+      <w:tr>
+        <w:tc>
+          <w:tcPr>
+            <w:tcW w:w="2200" w:type="dxa"/>
+            <w:shd w:fill="F5F3F1"/>
+            <w:tcMar>
+              <w:top w:w="120" w:type="dxa"/>
+              <w:left w:w="150" w:type="dxa"/>
+              <w:bottom w:w="120" w:type="dxa"/>
+              <w:right w:w="150" w:type="dxa"/>
+            </w:tcMar>
+            <w:vAlign w:val="center"/>
+          </w:tcPr>
+          <w:p>
+            <w:pPr>
+              <w:pStyle w:val="TableLabel"/>
+            </w:pPr>
+            <w:r>
+              <w:t xml:space="preserve">First sale</w:t>
+            </w:r>
+          </w:p>
+        </w:tc>
+        <w:tc>
+          <w:tcPr>
+            <w:tcW w:w="6980" w:type="dxa"/>
+            <w:tcMar>
+              <w:top w:w="120" w:type="dxa"/>
+              <w:left w:w="150" w:type="dxa"/>
+              <w:bottom w:w="120" w:type="dxa"/>
+              <w:right w:w="150" w:type="dxa"/>
+            </w:tcMar>
+            <w:vAlign w:val="center"/>
+          </w:tcPr>
+          <w:p>
+            <w:pPr>
+              <w:pStyle w:val="TableCell"/>
+            </w:pPr>
+            <w:r>
+              <w:t xml:space="preserve">1-7 days</w:t>
+            </w:r>
+          </w:p>
+        </w:tc>
+      </w:tr>
+      <w:tr>
+        <w:tc>
+          <w:tcPr>
+            <w:tcW w:w="2200" w:type="dxa"/>
+            <w:shd w:fill="F5F3F1"/>
+            <w:tcMar>
+              <w:top w:w="120" w:type="dxa"/>
+              <w:left w:w="150" w:type="dxa"/>
+              <w:bottom w:w="120" w:type="dxa"/>
+              <w:right w:w="150" w:type="dxa"/>
+            </w:tcMar>
+            <w:vAlign w:val="center"/>
+          </w:tcPr>
+          <w:p>
+            <w:pPr>
+              <w:pStyle w:val="TableLabel"/>
+            </w:pPr>
+            <w:r>
+              <w:t xml:space="preserve">Difficulty</w:t>
+            </w:r>
+          </w:p>
+        </w:tc>
+        <w:tc>
+          <w:tcPr>
+            <w:tcW w:w="6980" w:type="dxa"/>
+            <w:shd w:fill="F5F3F1"/>
+            <w:tcMar>
+              <w:top w:w="120" w:type="dxa"/>
+              <w:left w:w="150" w:type="dxa"/>
+              <w:bottom w:w="120" w:type="dxa"/>
+              <w:right w:w="150" w:type="dxa"/>
+            </w:tcMar>
+            <w:vAlign w:val="center"/>
+          </w:tcPr>
+          <w:p>
+            <w:pPr>
+              <w:pStyle w:val="TableCell"/>
+            </w:pPr>
+            <w:r>
+              <w:t xml:space="preserve">Easy</w:t>
+            </w:r>
+          </w:p>
+        </w:tc>
+      </w:tr>
+    </w:tbl>
     <w:p>
       <w:pPr>
         <w:pStyle w:val="Kicker"/>
@@ -87,36 +308,807 @@
         <w:pStyle w:val="Kicker"/>
       </w:pPr>
       <w:r>
-        <w:t>IN THIS DOCUMENT</w:t>
-      </w:r>
-    </w:p>
-    <w:p>
-      <w:pPr>
-        <w:rPr>
-          <w:color w:val="57534E"/>
-          <w:sz w:val="18"/>
-        </w:rPr>
-      </w:pPr>
-      <w:r>
-        <w:fldChar w:fldCharType="begin"/>
-      </w:r>
-      <w:r>
-        <w:instrText xml:space="preserve"> TOC \o "1-1" \h \z \u </w:instrText>
-      </w:r>
-      <w:r>
-        <w:fldChar w:fldCharType="separate"/>
-      </w:r>
-      <w:r>
-        <w:rPr>
-          <w:color w:val="57534E"/>
-          <w:sz w:val="18"/>
-        </w:rPr>
-        <w:t xml:space="preserve">Right-click and choose Update Field to build the contents.</w:t>
-      </w:r>
-      <w:r>
-        <w:fldChar w:fldCharType="end"/>
-      </w:r>
-    </w:p>
+        <w:t xml:space="preserve">Launch action board</w:t>
+      </w:r>
+    </w:p>
+    <w:tbl>
+      <w:tblPr>
+        <w:tblW w:w="0" w:type="auto"/>
+        <w:tblInd w:w="0" w:type="dxa"/>
+        <w:tblBorders>
+          <w:top w:val="single" w:sz="6" w:color="E0DFDD"/>
+          <w:left w:val="single" w:sz="6" w:color="E0DFDD"/>
+          <w:bottom w:val="single" w:sz="6" w:color="E0DFDD"/>
+          <w:right w:val="single" w:sz="6" w:color="E0DFDD"/>
+          <w:insideH w:val="single" w:sz="4" w:color="E0DFDD"/>
+          <w:insideV w:val="single" w:sz="4" w:color="E0DFDD"/>
+        </w:tblBorders>
+        <w:tblLook w:firstRow="1" w:noHBand="0" w:noVBand="1"/>
+      </w:tblPr>
+      <w:tblGrid>
+        <w:gridCol w:w="1620"/>
+        <w:gridCol w:w="3960"/>
+        <w:gridCol w:w="3600"/>
+      </w:tblGrid>
+      <w:tr>
+        <w:tc>
+          <w:tcPr>
+            <w:tcW w:w="1620" w:type="dxa"/>
+            <w:shd w:fill="0A0A0A"/>
+            <w:tcMar>
+              <w:top w:w="120" w:type="dxa"/>
+              <w:left w:w="150" w:type="dxa"/>
+              <w:bottom w:w="120" w:type="dxa"/>
+              <w:right w:w="150" w:type="dxa"/>
+            </w:tcMar>
+            <w:vAlign w:val="center"/>
+          </w:tcPr>
+          <w:p>
+            <w:pPr>
+              <w:pStyle w:val="TableHeader"/>
+            </w:pPr>
+            <w:r>
+              <w:t xml:space="preserve">Move</w:t>
+            </w:r>
+          </w:p>
+        </w:tc>
+        <w:tc>
+          <w:tcPr>
+            <w:tcW w:w="3960" w:type="dxa"/>
+            <w:shd w:fill="0A0A0A"/>
+            <w:tcMar>
+              <w:top w:w="120" w:type="dxa"/>
+              <w:left w:w="150" w:type="dxa"/>
+              <w:bottom w:w="120" w:type="dxa"/>
+              <w:right w:w="150" w:type="dxa"/>
+            </w:tcMar>
+            <w:vAlign w:val="center"/>
+          </w:tcPr>
+          <w:p>
+            <w:pPr>
+              <w:pStyle w:val="TableHeader"/>
+            </w:pPr>
+            <w:r>
+              <w:t xml:space="preserve">What to check</w:t>
+            </w:r>
+          </w:p>
+        </w:tc>
+        <w:tc>
+          <w:tcPr>
+            <w:tcW w:w="3600" w:type="dxa"/>
+            <w:shd w:fill="0A0A0A"/>
+            <w:tcMar>
+              <w:top w:w="120" w:type="dxa"/>
+              <w:left w:w="150" w:type="dxa"/>
+              <w:bottom w:w="120" w:type="dxa"/>
+              <w:right w:w="150" w:type="dxa"/>
+            </w:tcMar>
+            <w:vAlign w:val="center"/>
+          </w:tcPr>
+          <w:p>
+            <w:pPr>
+              <w:pStyle w:val="TableHeader"/>
+            </w:pPr>
+            <w:r>
+              <w:t xml:space="preserve">Output</w:t>
+            </w:r>
+          </w:p>
+        </w:tc>
+      </w:tr>
+      <w:tr>
+        <w:tc>
+          <w:tcPr>
+            <w:tcW w:w="1620" w:type="dxa"/>
+            <w:shd w:fill="F5F3F1"/>
+            <w:tcMar>
+              <w:top w:w="120" w:type="dxa"/>
+              <w:left w:w="150" w:type="dxa"/>
+              <w:bottom w:w="120" w:type="dxa"/>
+              <w:right w:w="150" w:type="dxa"/>
+            </w:tcMar>
+            <w:vAlign w:val="center"/>
+          </w:tcPr>
+          <w:p>
+            <w:pPr>
+              <w:pStyle w:val="TableCell"/>
+            </w:pPr>
+            <w:r>
+              <w:t xml:space="preserve">1. Scope</w:t>
+            </w:r>
+          </w:p>
+        </w:tc>
+        <w:tc>
+          <w:tcPr>
+            <w:tcW w:w="3960" w:type="dxa"/>
+            <w:shd w:fill="F5F3F1"/>
+            <w:tcMar>
+              <w:top w:w="120" w:type="dxa"/>
+              <w:left w:w="150" w:type="dxa"/>
+              <w:bottom w:w="120" w:type="dxa"/>
+              <w:right w:w="150" w:type="dxa"/>
+            </w:tcMar>
+            <w:vAlign w:val="center"/>
+          </w:tcPr>
+          <w:p>
+            <w:pPr>
+              <w:pStyle w:val="TableCell"/>
+            </w:pPr>
+            <w:r>
+              <w:t xml:space="preserve">Buyer, input files, sensitive claims, approval owner</w:t>
+            </w:r>
+          </w:p>
+        </w:tc>
+        <w:tc>
+          <w:tcPr>
+            <w:tcW w:w="3600" w:type="dxa"/>
+            <w:shd w:fill="F5F3F1"/>
+            <w:tcMar>
+              <w:top w:w="120" w:type="dxa"/>
+              <w:left w:w="150" w:type="dxa"/>
+              <w:bottom w:w="120" w:type="dxa"/>
+              <w:right w:w="150" w:type="dxa"/>
+            </w:tcMar>
+            <w:vAlign w:val="center"/>
+          </w:tcPr>
+          <w:p>
+            <w:pPr>
+              <w:pStyle w:val="TableCell"/>
+            </w:pPr>
+            <w:r>
+              <w:t xml:space="preserve">Clean project brief</w:t>
+            </w:r>
+          </w:p>
+        </w:tc>
+      </w:tr>
+      <w:tr>
+        <w:tc>
+          <w:tcPr>
+            <w:tcW w:w="1620" w:type="dxa"/>
+            <w:tcMar>
+              <w:top w:w="120" w:type="dxa"/>
+              <w:left w:w="150" w:type="dxa"/>
+              <w:bottom w:w="120" w:type="dxa"/>
+              <w:right w:w="150" w:type="dxa"/>
+            </w:tcMar>
+            <w:vAlign w:val="center"/>
+          </w:tcPr>
+          <w:p>
+            <w:pPr>
+              <w:pStyle w:val="TableCell"/>
+            </w:pPr>
+            <w:r>
+              <w:t xml:space="preserve">2. Build</w:t>
+            </w:r>
+          </w:p>
+        </w:tc>
+        <w:tc>
+          <w:tcPr>
+            <w:tcW w:w="3960" w:type="dxa"/>
+            <w:tcMar>
+              <w:top w:w="120" w:type="dxa"/>
+              <w:left w:w="150" w:type="dxa"/>
+              <w:bottom w:w="120" w:type="dxa"/>
+              <w:right w:w="150" w:type="dxa"/>
+            </w:tcMar>
+            <w:vAlign w:val="center"/>
+          </w:tcPr>
+          <w:p>
+            <w:pPr>
+              <w:pStyle w:val="TableCell"/>
+            </w:pPr>
+            <w:r>
+              <w:t xml:space="preserve">Use the template, prompts, checklist, or workbook sections</w:t>
+            </w:r>
+          </w:p>
+        </w:tc>
+        <w:tc>
+          <w:tcPr>
+            <w:tcW w:w="3600" w:type="dxa"/>
+            <w:tcMar>
+              <w:top w:w="120" w:type="dxa"/>
+              <w:left w:w="150" w:type="dxa"/>
+              <w:bottom w:w="120" w:type="dxa"/>
+              <w:right w:w="150" w:type="dxa"/>
+            </w:tcMar>
+            <w:vAlign w:val="center"/>
+          </w:tcPr>
+          <w:p>
+            <w:pPr>
+              <w:pStyle w:val="TableCell"/>
+            </w:pPr>
+            <w:r>
+              <w:t xml:space="preserve">Buyer-specific asset</w:t>
+            </w:r>
+          </w:p>
+        </w:tc>
+      </w:tr>
+      <w:tr>
+        <w:tc>
+          <w:tcPr>
+            <w:tcW w:w="1620" w:type="dxa"/>
+            <w:shd w:fill="F5F3F1"/>
+            <w:tcMar>
+              <w:top w:w="120" w:type="dxa"/>
+              <w:left w:w="150" w:type="dxa"/>
+              <w:bottom w:w="120" w:type="dxa"/>
+              <w:right w:w="150" w:type="dxa"/>
+            </w:tcMar>
+            <w:vAlign w:val="center"/>
+          </w:tcPr>
+          <w:p>
+            <w:pPr>
+              <w:pStyle w:val="TableCell"/>
+            </w:pPr>
+            <w:r>
+              <w:t xml:space="preserve">3. Approve</w:t>
+            </w:r>
+          </w:p>
+        </w:tc>
+        <w:tc>
+          <w:tcPr>
+            <w:tcW w:w="3960" w:type="dxa"/>
+            <w:shd w:fill="F5F3F1"/>
+            <w:tcMar>
+              <w:top w:w="120" w:type="dxa"/>
+              <w:left w:w="150" w:type="dxa"/>
+              <w:bottom w:w="120" w:type="dxa"/>
+              <w:right w:w="150" w:type="dxa"/>
+            </w:tcMar>
+            <w:vAlign w:val="center"/>
+          </w:tcPr>
+          <w:p>
+            <w:pPr>
+              <w:pStyle w:val="TableCell"/>
+            </w:pPr>
+            <w:r>
+              <w:t xml:space="preserve">Facts, prices, dates, links, policies, and public claims</w:t>
+            </w:r>
+          </w:p>
+        </w:tc>
+        <w:tc>
+          <w:tcPr>
+            <w:tcW w:w="3600" w:type="dxa"/>
+            <w:shd w:fill="F5F3F1"/>
+            <w:tcMar>
+              <w:top w:w="120" w:type="dxa"/>
+              <w:left w:w="150" w:type="dxa"/>
+              <w:bottom w:w="120" w:type="dxa"/>
+              <w:right w:w="150" w:type="dxa"/>
+            </w:tcMar>
+            <w:vAlign w:val="center"/>
+          </w:tcPr>
+          <w:p>
+            <w:pPr>
+              <w:pStyle w:val="TableCell"/>
+            </w:pPr>
+            <w:r>
+              <w:t xml:space="preserve">Approved final version</w:t>
+            </w:r>
+          </w:p>
+        </w:tc>
+      </w:tr>
+      <w:tr>
+        <w:tc>
+          <w:tcPr>
+            <w:tcW w:w="1620" w:type="dxa"/>
+            <w:tcMar>
+              <w:top w:w="120" w:type="dxa"/>
+              <w:left w:w="150" w:type="dxa"/>
+              <w:bottom w:w="120" w:type="dxa"/>
+              <w:right w:w="150" w:type="dxa"/>
+            </w:tcMar>
+            <w:vAlign w:val="center"/>
+          </w:tcPr>
+          <w:p>
+            <w:pPr>
+              <w:pStyle w:val="TableCell"/>
+            </w:pPr>
+            <w:r>
+              <w:t xml:space="preserve">4. Follow up</w:t>
+            </w:r>
+          </w:p>
+        </w:tc>
+        <w:tc>
+          <w:tcPr>
+            <w:tcW w:w="3960" w:type="dxa"/>
+            <w:tcMar>
+              <w:top w:w="120" w:type="dxa"/>
+              <w:left w:w="150" w:type="dxa"/>
+              <w:bottom w:w="120" w:type="dxa"/>
+              <w:right w:w="150" w:type="dxa"/>
+            </w:tcMar>
+            <w:vAlign w:val="center"/>
+          </w:tcPr>
+          <w:p>
+            <w:pPr>
+              <w:pStyle w:val="TableCell"/>
+            </w:pPr>
+            <w:r>
+              <w:t xml:space="preserve">Next refresh, retainer, or second sprint</w:t>
+            </w:r>
+          </w:p>
+        </w:tc>
+        <w:tc>
+          <w:tcPr>
+            <w:tcW w:w="3600" w:type="dxa"/>
+            <w:tcMar>
+              <w:top w:w="120" w:type="dxa"/>
+              <w:left w:w="150" w:type="dxa"/>
+              <w:bottom w:w="120" w:type="dxa"/>
+              <w:right w:w="150" w:type="dxa"/>
+            </w:tcMar>
+            <w:vAlign w:val="center"/>
+          </w:tcPr>
+          <w:p>
+            <w:pPr>
+              <w:pStyle w:val="TableCell"/>
+            </w:pPr>
+            <w:r>
+              <w:t xml:space="preserve">Clear paid next step</w:t>
+            </w:r>
+          </w:p>
+        </w:tc>
+      </w:tr>
+    </w:tbl>
+    <w:p>
+      <w:pPr>
+        <w:pStyle w:val="Kicker"/>
+      </w:pPr>
+      <w:r>
+        <w:t xml:space="preserve">In this document</w:t>
+      </w:r>
+    </w:p>
+    <w:tbl>
+      <w:tblPr>
+        <w:tblW w:w="0" w:type="auto"/>
+        <w:tblInd w:w="0" w:type="dxa"/>
+        <w:tblBorders>
+          <w:top w:val="single" w:sz="6" w:color="E0DFDD"/>
+          <w:left w:val="single" w:sz="6" w:color="E0DFDD"/>
+          <w:bottom w:val="single" w:sz="6" w:color="E0DFDD"/>
+          <w:right w:val="single" w:sz="6" w:color="E0DFDD"/>
+          <w:insideH w:val="single" w:sz="4" w:color="E0DFDD"/>
+          <w:insideV w:val="single" w:sz="4" w:color="E0DFDD"/>
+        </w:tblBorders>
+        <w:tblLook w:firstRow="1" w:noHBand="0" w:noVBand="1"/>
+      </w:tblPr>
+      <w:tblGrid>
+        <w:gridCol w:w="1180"/>
+        <w:gridCol w:w="7940"/>
+      </w:tblGrid>
+      <w:tr>
+        <w:tc>
+          <w:tcPr>
+            <w:tcW w:w="1180" w:type="dxa"/>
+            <w:shd w:fill="0A0A0A"/>
+            <w:tcMar>
+              <w:top w:w="120" w:type="dxa"/>
+              <w:left w:w="150" w:type="dxa"/>
+              <w:bottom w:w="120" w:type="dxa"/>
+              <w:right w:w="150" w:type="dxa"/>
+            </w:tcMar>
+            <w:vAlign w:val="center"/>
+          </w:tcPr>
+          <w:p>
+            <w:pPr>
+              <w:pStyle w:val="TableHeader"/>
+            </w:pPr>
+            <w:r>
+              <w:t xml:space="preserve">Section</w:t>
+            </w:r>
+          </w:p>
+        </w:tc>
+        <w:tc>
+          <w:tcPr>
+            <w:tcW w:w="7940" w:type="dxa"/>
+            <w:shd w:fill="0A0A0A"/>
+            <w:tcMar>
+              <w:top w:w="120" w:type="dxa"/>
+              <w:left w:w="150" w:type="dxa"/>
+              <w:bottom w:w="120" w:type="dxa"/>
+              <w:right w:w="150" w:type="dxa"/>
+            </w:tcMar>
+            <w:vAlign w:val="center"/>
+          </w:tcPr>
+          <w:p>
+            <w:pPr>
+              <w:pStyle w:val="TableHeader"/>
+            </w:pPr>
+            <w:r>
+              <w:t xml:space="preserve">What it covers</w:t>
+            </w:r>
+          </w:p>
+        </w:tc>
+      </w:tr>
+      <w:tr>
+        <w:tc>
+          <w:tcPr>
+            <w:tcW w:w="1180" w:type="dxa"/>
+            <w:shd w:fill="F5F3F1"/>
+            <w:tcMar>
+              <w:top w:w="120" w:type="dxa"/>
+              <w:left w:w="150" w:type="dxa"/>
+              <w:bottom w:w="120" w:type="dxa"/>
+              <w:right w:w="150" w:type="dxa"/>
+            </w:tcMar>
+            <w:vAlign w:val="center"/>
+          </w:tcPr>
+          <w:p>
+            <w:pPr>
+              <w:pStyle w:val="TableCell"/>
+            </w:pPr>
+            <w:r>
+              <w:t xml:space="preserve">01</w:t>
+            </w:r>
+          </w:p>
+        </w:tc>
+        <w:tc>
+          <w:tcPr>
+            <w:tcW w:w="7940" w:type="dxa"/>
+            <w:shd w:fill="F5F3F1"/>
+            <w:tcMar>
+              <w:top w:w="120" w:type="dxa"/>
+              <w:left w:w="150" w:type="dxa"/>
+              <w:bottom w:w="120" w:type="dxa"/>
+              <w:right w:w="150" w:type="dxa"/>
+            </w:tcMar>
+            <w:vAlign w:val="center"/>
+          </w:tcPr>
+          <w:p>
+            <w:pPr>
+              <w:pStyle w:val="TableCell"/>
+            </w:pPr>
+            <w:r>
+              <w:t xml:space="preserve">Positive review: simple — Thanks, [Name]. We really appreciate you taking the time to share this. Glad we could help…</w:t>
+            </w:r>
+          </w:p>
+        </w:tc>
+      </w:tr>
+      <w:tr>
+        <w:tc>
+          <w:tcPr>
+            <w:tcW w:w="1180" w:type="dxa"/>
+            <w:tcMar>
+              <w:top w:w="120" w:type="dxa"/>
+              <w:left w:w="150" w:type="dxa"/>
+              <w:bottom w:w="120" w:type="dxa"/>
+              <w:right w:w="150" w:type="dxa"/>
+            </w:tcMar>
+            <w:vAlign w:val="center"/>
+          </w:tcPr>
+          <w:p>
+            <w:pPr>
+              <w:pStyle w:val="TableCell"/>
+            </w:pPr>
+            <w:r>
+              <w:t xml:space="preserve">02</w:t>
+            </w:r>
+          </w:p>
+        </w:tc>
+        <w:tc>
+          <w:tcPr>
+            <w:tcW w:w="7940" w:type="dxa"/>
+            <w:tcMar>
+              <w:top w:w="120" w:type="dxa"/>
+              <w:left w:w="150" w:type="dxa"/>
+              <w:bottom w:w="120" w:type="dxa"/>
+              <w:right w:w="150" w:type="dxa"/>
+            </w:tcMar>
+            <w:vAlign w:val="center"/>
+          </w:tcPr>
+          <w:p>
+            <w:pPr>
+              <w:pStyle w:val="TableCell"/>
+            </w:pPr>
+            <w:r>
+              <w:t xml:space="preserve">Positive review: detailed — Thanks for the kind words, [Name]. It is great to hear that [specific detail from review]…</w:t>
+            </w:r>
+          </w:p>
+        </w:tc>
+      </w:tr>
+      <w:tr>
+        <w:tc>
+          <w:tcPr>
+            <w:tcW w:w="1180" w:type="dxa"/>
+            <w:shd w:fill="F5F3F1"/>
+            <w:tcMar>
+              <w:top w:w="120" w:type="dxa"/>
+              <w:left w:w="150" w:type="dxa"/>
+              <w:bottom w:w="120" w:type="dxa"/>
+              <w:right w:w="150" w:type="dxa"/>
+            </w:tcMar>
+            <w:vAlign w:val="center"/>
+          </w:tcPr>
+          <w:p>
+            <w:pPr>
+              <w:pStyle w:val="TableCell"/>
+            </w:pPr>
+            <w:r>
+              <w:t xml:space="preserve">03</w:t>
+            </w:r>
+          </w:p>
+        </w:tc>
+        <w:tc>
+          <w:tcPr>
+            <w:tcW w:w="7940" w:type="dxa"/>
+            <w:shd w:fill="F5F3F1"/>
+            <w:tcMar>
+              <w:top w:w="120" w:type="dxa"/>
+              <w:left w:w="150" w:type="dxa"/>
+              <w:bottom w:w="120" w:type="dxa"/>
+              <w:right w:w="150" w:type="dxa"/>
+            </w:tcMar>
+            <w:vAlign w:val="center"/>
+          </w:tcPr>
+          <w:p>
+            <w:pPr>
+              <w:pStyle w:val="TableCell"/>
+            </w:pPr>
+            <w:r>
+              <w:t xml:space="preserve">Neutral review — Thanks for the feedback, [Name]. We appreciate you sharing what worked and what could have…</w:t>
+            </w:r>
+          </w:p>
+        </w:tc>
+      </w:tr>
+      <w:tr>
+        <w:tc>
+          <w:tcPr>
+            <w:tcW w:w="1180" w:type="dxa"/>
+            <w:tcMar>
+              <w:top w:w="120" w:type="dxa"/>
+              <w:left w:w="150" w:type="dxa"/>
+              <w:bottom w:w="120" w:type="dxa"/>
+              <w:right w:w="150" w:type="dxa"/>
+            </w:tcMar>
+            <w:vAlign w:val="center"/>
+          </w:tcPr>
+          <w:p>
+            <w:pPr>
+              <w:pStyle w:val="TableCell"/>
+            </w:pPr>
+            <w:r>
+              <w:t xml:space="preserve">04</w:t>
+            </w:r>
+          </w:p>
+        </w:tc>
+        <w:tc>
+          <w:tcPr>
+            <w:tcW w:w="7940" w:type="dxa"/>
+            <w:tcMar>
+              <w:top w:w="120" w:type="dxa"/>
+              <w:left w:w="150" w:type="dxa"/>
+              <w:bottom w:w="120" w:type="dxa"/>
+              <w:right w:w="150" w:type="dxa"/>
+            </w:tcMar>
+            <w:vAlign w:val="center"/>
+          </w:tcPr>
+          <w:p>
+            <w:pPr>
+              <w:pStyle w:val="TableCell"/>
+            </w:pPr>
+            <w:r>
+              <w:t xml:space="preserve">Negative review: public response — Hi [Name], we are sorry this was your experience. That is not the standard we aim for…</w:t>
+            </w:r>
+          </w:p>
+        </w:tc>
+      </w:tr>
+      <w:tr>
+        <w:tc>
+          <w:tcPr>
+            <w:tcW w:w="1180" w:type="dxa"/>
+            <w:shd w:fill="F5F3F1"/>
+            <w:tcMar>
+              <w:top w:w="120" w:type="dxa"/>
+              <w:left w:w="150" w:type="dxa"/>
+              <w:bottom w:w="120" w:type="dxa"/>
+              <w:right w:w="150" w:type="dxa"/>
+            </w:tcMar>
+            <w:vAlign w:val="center"/>
+          </w:tcPr>
+          <w:p>
+            <w:pPr>
+              <w:pStyle w:val="TableCell"/>
+            </w:pPr>
+            <w:r>
+              <w:t xml:space="preserve">05</w:t>
+            </w:r>
+          </w:p>
+        </w:tc>
+        <w:tc>
+          <w:tcPr>
+            <w:tcW w:w="7940" w:type="dxa"/>
+            <w:shd w:fill="F5F3F1"/>
+            <w:tcMar>
+              <w:top w:w="120" w:type="dxa"/>
+              <w:left w:w="150" w:type="dxa"/>
+              <w:bottom w:w="120" w:type="dxa"/>
+              <w:right w:w="150" w:type="dxa"/>
+            </w:tcMar>
+            <w:vAlign w:val="center"/>
+          </w:tcPr>
+          <w:p>
+            <w:pPr>
+              <w:pStyle w:val="TableCell"/>
+            </w:pPr>
+            <w:r>
+              <w:t xml:space="preserve">Negative review: do not say — Do not argue with the reviewer.</w:t>
+            </w:r>
+          </w:p>
+        </w:tc>
+      </w:tr>
+      <w:tr>
+        <w:tc>
+          <w:tcPr>
+            <w:tcW w:w="1180" w:type="dxa"/>
+            <w:tcMar>
+              <w:top w:w="120" w:type="dxa"/>
+              <w:left w:w="150" w:type="dxa"/>
+              <w:bottom w:w="120" w:type="dxa"/>
+              <w:right w:w="150" w:type="dxa"/>
+            </w:tcMar>
+            <w:vAlign w:val="center"/>
+          </w:tcPr>
+          <w:p>
+            <w:pPr>
+              <w:pStyle w:val="TableCell"/>
+            </w:pPr>
+            <w:r>
+              <w:t xml:space="preserve">06</w:t>
+            </w:r>
+          </w:p>
+        </w:tc>
+        <w:tc>
+          <w:tcPr>
+            <w:tcW w:w="7940" w:type="dxa"/>
+            <w:tcMar>
+              <w:top w:w="120" w:type="dxa"/>
+              <w:left w:w="150" w:type="dxa"/>
+              <w:bottom w:w="120" w:type="dxa"/>
+              <w:right w:w="150" w:type="dxa"/>
+            </w:tcMar>
+            <w:vAlign w:val="center"/>
+          </w:tcPr>
+          <w:p>
+            <w:pPr>
+              <w:pStyle w:val="TableCell"/>
+            </w:pPr>
+            <w:r>
+              <w:t xml:space="preserve">Testimonial extraction fields — Customer language: exact phrase from review.</w:t>
+            </w:r>
+          </w:p>
+        </w:tc>
+      </w:tr>
+      <w:tr>
+        <w:tc>
+          <w:tcPr>
+            <w:tcW w:w="1180" w:type="dxa"/>
+            <w:shd w:fill="F5F3F1"/>
+            <w:tcMar>
+              <w:top w:w="120" w:type="dxa"/>
+              <w:left w:w="150" w:type="dxa"/>
+              <w:bottom w:w="120" w:type="dxa"/>
+              <w:right w:w="150" w:type="dxa"/>
+            </w:tcMar>
+            <w:vAlign w:val="center"/>
+          </w:tcPr>
+          <w:p>
+            <w:pPr>
+              <w:pStyle w:val="TableCell"/>
+            </w:pPr>
+            <w:r>
+              <w:t xml:space="preserve">07</w:t>
+            </w:r>
+          </w:p>
+        </w:tc>
+        <w:tc>
+          <w:tcPr>
+            <w:tcW w:w="7940" w:type="dxa"/>
+            <w:shd w:fill="F5F3F1"/>
+            <w:tcMar>
+              <w:top w:w="120" w:type="dxa"/>
+              <w:left w:w="150" w:type="dxa"/>
+              <w:bottom w:w="120" w:type="dxa"/>
+              <w:right w:w="150" w:type="dxa"/>
+            </w:tcMar>
+            <w:vAlign w:val="center"/>
+          </w:tcPr>
+          <w:p>
+            <w:pPr>
+              <w:pStyle w:val="TableCell"/>
+            </w:pPr>
+            <w:r>
+              <w:t xml:space="preserve">Escalation workflow — Potential legal, safety, discrimination, medical, or privacy issue: do not reply from the…</w:t>
+            </w:r>
+          </w:p>
+        </w:tc>
+      </w:tr>
+      <w:tr>
+        <w:tc>
+          <w:tcPr>
+            <w:tcW w:w="1180" w:type="dxa"/>
+            <w:tcMar>
+              <w:top w:w="120" w:type="dxa"/>
+              <w:left w:w="150" w:type="dxa"/>
+              <w:bottom w:w="120" w:type="dxa"/>
+              <w:right w:w="150" w:type="dxa"/>
+            </w:tcMar>
+            <w:vAlign w:val="center"/>
+          </w:tcPr>
+          <w:p>
+            <w:pPr>
+              <w:pStyle w:val="TableCell"/>
+            </w:pPr>
+            <w:r>
+              <w:t xml:space="preserve">08</w:t>
+            </w:r>
+          </w:p>
+        </w:tc>
+        <w:tc>
+          <w:tcPr>
+            <w:tcW w:w="7940" w:type="dxa"/>
+            <w:tcMar>
+              <w:top w:w="120" w:type="dxa"/>
+              <w:left w:w="150" w:type="dxa"/>
+              <w:bottom w:w="120" w:type="dxa"/>
+              <w:right w:w="150" w:type="dxa"/>
+            </w:tcMar>
+            <w:vAlign w:val="center"/>
+          </w:tcPr>
+          <w:p>
+            <w:pPr>
+              <w:pStyle w:val="TableCell"/>
+            </w:pPr>
+            <w:r>
+              <w:t xml:space="preserve">Public reply tone rules — Lead with thanks or acknowledgement.</w:t>
+            </w:r>
+          </w:p>
+        </w:tc>
+      </w:tr>
+      <w:tr>
+        <w:tc>
+          <w:tcPr>
+            <w:tcW w:w="1180" w:type="dxa"/>
+            <w:shd w:fill="F5F3F1"/>
+            <w:tcMar>
+              <w:top w:w="120" w:type="dxa"/>
+              <w:left w:w="150" w:type="dxa"/>
+              <w:bottom w:w="120" w:type="dxa"/>
+              <w:right w:w="150" w:type="dxa"/>
+            </w:tcMar>
+            <w:vAlign w:val="center"/>
+          </w:tcPr>
+          <w:p>
+            <w:pPr>
+              <w:pStyle w:val="TableCell"/>
+            </w:pPr>
+            <w:r>
+              <w:t xml:space="preserve">09</w:t>
+            </w:r>
+          </w:p>
+        </w:tc>
+        <w:tc>
+          <w:tcPr>
+            <w:tcW w:w="7940" w:type="dxa"/>
+            <w:shd w:fill="F5F3F1"/>
+            <w:tcMar>
+              <w:top w:w="120" w:type="dxa"/>
+              <w:left w:w="150" w:type="dxa"/>
+              <w:bottom w:w="120" w:type="dxa"/>
+              <w:right w:w="150" w:type="dxa"/>
+            </w:tcMar>
+            <w:vAlign w:val="center"/>
+          </w:tcPr>
+          <w:p>
+            <w:pPr>
+              <w:pStyle w:val="TableCell"/>
+            </w:pPr>
+            <w:r>
+              <w:t xml:space="preserve">Delivery standards (shared) — This asset is for local businesses; replace bracketed fields with their specifics before…</w:t>
+            </w:r>
+          </w:p>
+        </w:tc>
+      </w:tr>
+    </w:tbl>
     <w:p>
       <w:pPr>
         <w:pStyle w:val="Heading3"/>
@@ -130,7 +1122,7 @@
         <w:pStyle w:val="Checklist"/>
       </w:pPr>
       <w:r>
-        <w:t xml:space="preserve">☐  Replace bracketed fields.</w:t>
+        <w:t xml:space="preserve">[ ]  Replace bracketed fields.</w:t>
       </w:r>
     </w:p>
     <w:p>
@@ -138,7 +1130,7 @@
         <w:pStyle w:val="Checklist"/>
       </w:pPr>
       <w:r>
-        <w:t xml:space="preserve">☐  Verify facts and claims.</w:t>
+        <w:t xml:space="preserve">[ ]  Verify facts and claims.</w:t>
       </w:r>
     </w:p>
     <w:p>
@@ -146,12 +1138,7 @@
         <w:pStyle w:val="Checklist"/>
       </w:pPr>
       <w:r>
-        <w:t xml:space="preserve">☐  Send for approval before publishing.</w:t>
-      </w:r>
-    </w:p>
-    <w:p>
-      <w:r>
-        <w:br w:type="page"/>
+        <w:t xml:space="preserve">[ ]  Send for approval before publishing.</w:t>
       </w:r>
     </w:p>
     <w:p>
@@ -298,6 +1285,251 @@
         <w:t xml:space="preserve">06 / Testimonial extraction fields</w:t>
       </w:r>
     </w:p>
+    <w:tbl>
+      <w:tblPr>
+        <w:tblW w:w="0" w:type="auto"/>
+        <w:tblInd w:w="0" w:type="dxa"/>
+        <w:tblBorders>
+          <w:top w:val="single" w:sz="6" w:color="E0DFDD"/>
+          <w:left w:val="single" w:sz="6" w:color="E0DFDD"/>
+          <w:bottom w:val="single" w:sz="6" w:color="E0DFDD"/>
+          <w:right w:val="single" w:sz="6" w:color="E0DFDD"/>
+          <w:insideH w:val="single" w:sz="4" w:color="E0DFDD"/>
+          <w:insideV w:val="single" w:sz="4" w:color="E0DFDD"/>
+        </w:tblBorders>
+        <w:tblLook w:firstRow="1" w:noHBand="0" w:noVBand="1"/>
+      </w:tblPr>
+      <w:tblGrid>
+        <w:gridCol w:w="3000"/>
+        <w:gridCol w:w="6180"/>
+      </w:tblGrid>
+      <w:tr>
+        <w:tc>
+          <w:tcPr>
+            <w:tcW w:w="3000" w:type="dxa"/>
+            <w:shd w:fill="0A0A0A"/>
+            <w:tcMar>
+              <w:top w:w="120" w:type="dxa"/>
+              <w:left w:w="150" w:type="dxa"/>
+              <w:bottom w:w="120" w:type="dxa"/>
+              <w:right w:w="150" w:type="dxa"/>
+            </w:tcMar>
+            <w:vAlign w:val="center"/>
+          </w:tcPr>
+          <w:p>
+            <w:pPr>
+              <w:pStyle w:val="TableHeader"/>
+            </w:pPr>
+            <w:r>
+              <w:t xml:space="preserve">Field</w:t>
+            </w:r>
+          </w:p>
+        </w:tc>
+        <w:tc>
+          <w:tcPr>
+            <w:tcW w:w="6180" w:type="dxa"/>
+            <w:shd w:fill="0A0A0A"/>
+            <w:tcMar>
+              <w:top w:w="120" w:type="dxa"/>
+              <w:left w:w="150" w:type="dxa"/>
+              <w:bottom w:w="120" w:type="dxa"/>
+              <w:right w:w="150" w:type="dxa"/>
+            </w:tcMar>
+            <w:vAlign w:val="center"/>
+          </w:tcPr>
+          <w:p>
+            <w:pPr>
+              <w:pStyle w:val="TableHeader"/>
+            </w:pPr>
+            <w:r>
+              <w:t xml:space="preserve">Detail</w:t>
+            </w:r>
+          </w:p>
+        </w:tc>
+      </w:tr>
+      <w:tr>
+        <w:tc>
+          <w:tcPr>
+            <w:tcW w:w="3000" w:type="dxa"/>
+            <w:shd w:fill="F5F3F1"/>
+            <w:tcMar>
+              <w:top w:w="120" w:type="dxa"/>
+              <w:left w:w="150" w:type="dxa"/>
+              <w:bottom w:w="120" w:type="dxa"/>
+              <w:right w:w="150" w:type="dxa"/>
+            </w:tcMar>
+            <w:vAlign w:val="center"/>
+          </w:tcPr>
+          <w:p>
+            <w:pPr>
+              <w:pStyle w:val="TableLabel"/>
+            </w:pPr>
+            <w:r>
+              <w:t xml:space="preserve">Customer language</w:t>
+            </w:r>
+          </w:p>
+        </w:tc>
+        <w:tc>
+          <w:tcPr>
+            <w:tcW w:w="6180" w:type="dxa"/>
+            <w:shd w:fill="F5F3F1"/>
+            <w:tcMar>
+              <w:top w:w="120" w:type="dxa"/>
+              <w:left w:w="150" w:type="dxa"/>
+              <w:bottom w:w="120" w:type="dxa"/>
+              <w:right w:w="150" w:type="dxa"/>
+            </w:tcMar>
+            <w:vAlign w:val="center"/>
+          </w:tcPr>
+          <w:p>
+            <w:pPr>
+              <w:pStyle w:val="TableCell"/>
+            </w:pPr>
+            <w:r>
+              <w:t xml:space="preserve">exact phrase from review.</w:t>
+            </w:r>
+          </w:p>
+        </w:tc>
+      </w:tr>
+      <w:tr>
+        <w:tc>
+          <w:tcPr>
+            <w:tcW w:w="3000" w:type="dxa"/>
+            <w:shd w:fill="F5F3F1"/>
+            <w:tcMar>
+              <w:top w:w="120" w:type="dxa"/>
+              <w:left w:w="150" w:type="dxa"/>
+              <w:bottom w:w="120" w:type="dxa"/>
+              <w:right w:w="150" w:type="dxa"/>
+            </w:tcMar>
+            <w:vAlign w:val="center"/>
+          </w:tcPr>
+          <w:p>
+            <w:pPr>
+              <w:pStyle w:val="TableLabel"/>
+            </w:pPr>
+            <w:r>
+              <w:t xml:space="preserve">Claim category</w:t>
+            </w:r>
+          </w:p>
+        </w:tc>
+        <w:tc>
+          <w:tcPr>
+            <w:tcW w:w="6180" w:type="dxa"/>
+            <w:tcMar>
+              <w:top w:w="120" w:type="dxa"/>
+              <w:left w:w="150" w:type="dxa"/>
+              <w:bottom w:w="120" w:type="dxa"/>
+              <w:right w:w="150" w:type="dxa"/>
+            </w:tcMar>
+            <w:vAlign w:val="center"/>
+          </w:tcPr>
+          <w:p>
+            <w:pPr>
+              <w:pStyle w:val="TableCell"/>
+            </w:pPr>
+            <w:r>
+              <w:t xml:space="preserve">speed, quality, trust, friendliness, result, value.</w:t>
+            </w:r>
+          </w:p>
+        </w:tc>
+      </w:tr>
+      <w:tr>
+        <w:tc>
+          <w:tcPr>
+            <w:tcW w:w="3000" w:type="dxa"/>
+            <w:shd w:fill="F5F3F1"/>
+            <w:tcMar>
+              <w:top w:w="120" w:type="dxa"/>
+              <w:left w:w="150" w:type="dxa"/>
+              <w:bottom w:w="120" w:type="dxa"/>
+              <w:right w:w="150" w:type="dxa"/>
+            </w:tcMar>
+            <w:vAlign w:val="center"/>
+          </w:tcPr>
+          <w:p>
+            <w:pPr>
+              <w:pStyle w:val="TableLabel"/>
+            </w:pPr>
+            <w:r>
+              <w:t xml:space="preserve">Proof context</w:t>
+            </w:r>
+          </w:p>
+        </w:tc>
+        <w:tc>
+          <w:tcPr>
+            <w:tcW w:w="6180" w:type="dxa"/>
+            <w:shd w:fill="F5F3F1"/>
+            <w:tcMar>
+              <w:top w:w="120" w:type="dxa"/>
+              <w:left w:w="150" w:type="dxa"/>
+              <w:bottom w:w="120" w:type="dxa"/>
+              <w:right w:w="150" w:type="dxa"/>
+            </w:tcMar>
+            <w:vAlign w:val="center"/>
+          </w:tcPr>
+          <w:p>
+            <w:pPr>
+              <w:pStyle w:val="TableCell"/>
+            </w:pPr>
+            <w:r>
+              <w:t xml:space="preserve">service/product/location/date if approved.</w:t>
+            </w:r>
+          </w:p>
+        </w:tc>
+      </w:tr>
+      <w:tr>
+        <w:tc>
+          <w:tcPr>
+            <w:tcW w:w="3000" w:type="dxa"/>
+            <w:shd w:fill="F5F3F1"/>
+            <w:tcMar>
+              <w:top w:w="120" w:type="dxa"/>
+              <w:left w:w="150" w:type="dxa"/>
+              <w:bottom w:w="120" w:type="dxa"/>
+              <w:right w:w="150" w:type="dxa"/>
+            </w:tcMar>
+            <w:vAlign w:val="center"/>
+          </w:tcPr>
+          <w:p>
+            <w:pPr>
+              <w:pStyle w:val="TableLabel"/>
+            </w:pPr>
+            <w:r>
+              <w:t xml:space="preserve">Reusable asset</w:t>
+            </w:r>
+          </w:p>
+        </w:tc>
+        <w:tc>
+          <w:tcPr>
+            <w:tcW w:w="6180" w:type="dxa"/>
+            <w:tcMar>
+              <w:top w:w="120" w:type="dxa"/>
+              <w:left w:w="150" w:type="dxa"/>
+              <w:bottom w:w="120" w:type="dxa"/>
+              <w:right w:w="150" w:type="dxa"/>
+            </w:tcMar>
+            <w:vAlign w:val="center"/>
+          </w:tcPr>
+          <w:p>
+            <w:pPr>
+              <w:pStyle w:val="TableCell"/>
+            </w:pPr>
+            <w:r>
+              <w:t xml:space="preserve">quote card, website snippet, email proof block, sales deck line.</w:t>
+            </w:r>
+          </w:p>
+        </w:tc>
+      </w:tr>
+    </w:tbl>
+    <w:p>
+      <w:pPr>
+        <w:pStyle w:val="Heading1"/>
+      </w:pPr>
+      <w:r>
+        <w:t xml:space="preserve">07 / Escalation workflow</w:t>
+      </w:r>
+    </w:p>
     <w:p>
       <w:pPr>
         <w:pStyle w:val="ListParagraph"/>
@@ -307,7 +1539,7 @@
         </w:numPr>
       </w:pPr>
       <w:r>
-        <w:t xml:space="preserve">Customer language: exact phrase from review.</w:t>
+        <w:t xml:space="preserve">Potential legal, safety, discrimination, medical, or privacy issue: do not reply from the swipe file; escalate to owner.</w:t>
       </w:r>
     </w:p>
     <w:p>
@@ -319,7 +1551,7 @@
         </w:numPr>
       </w:pPr>
       <w:r>
-        <w:t xml:space="preserve">Claim category: speed, quality, trust, friendliness, result, value.</w:t>
+        <w:t xml:space="preserve">Refund or compensation request: acknowledge publicly only if approved, then move to private channel.</w:t>
       </w:r>
     </w:p>
     <w:p>
@@ -331,7 +1563,7 @@
         </w:numPr>
       </w:pPr>
       <w:r>
-        <w:t xml:space="preserve">Proof context: service/product/location/date if approved.</w:t>
+        <w:t xml:space="preserve">Staff naming: remove or anonymize where required by policy.</w:t>
       </w:r>
     </w:p>
     <w:p>
@@ -343,7 +1575,7 @@
         </w:numPr>
       </w:pPr>
       <w:r>
-        <w:t xml:space="preserve">Reusable asset: quote card, website snippet, email proof block, sales deck line.</w:t>
+        <w:t xml:space="preserve">Repeat complaint theme: log it as operational feedback, not just reputation management.</w:t>
       </w:r>
     </w:p>
     <w:p>
@@ -351,7 +1583,47 @@
         <w:pStyle w:val="Heading1"/>
       </w:pPr>
       <w:r>
-        <w:t xml:space="preserve">07 / Escalation workflow</w:t>
+        <w:t xml:space="preserve">08 / Public reply tone rules</w:t>
+      </w:r>
+    </w:p>
+    <w:p>
+      <w:pPr>
+        <w:pStyle w:val="ExampleBlock"/>
+      </w:pPr>
+      <w:r>
+        <w:t xml:space="preserve">Lead with thanks or acknowledgement.</w:t>
+      </w:r>
+    </w:p>
+    <w:p>
+      <w:pPr>
+        <w:pStyle w:val="ExampleBlock"/>
+      </w:pPr>
+      <w:r>
+        <w:t xml:space="preserve">Reference the service only if it does not expose private customer information.</w:t>
+      </w:r>
+    </w:p>
+    <w:p>
+      <w:pPr>
+        <w:pStyle w:val="ExampleBlock"/>
+      </w:pPr>
+      <w:r>
+        <w:t xml:space="preserve">Move disputes, refunds, and staff-specific issues to a private channel.</w:t>
+      </w:r>
+    </w:p>
+    <w:p>
+      <w:pPr>
+        <w:pStyle w:val="ExampleBlock"/>
+      </w:pPr>
+      <w:r>
+        <w:t xml:space="preserve">Use the review language as a testimonial only after owner approval.</w:t>
+      </w:r>
+    </w:p>
+    <w:p>
+      <w:pPr>
+        <w:pStyle w:val="Heading1"/>
+      </w:pPr>
+      <w:r>
+        <w:t xml:space="preserve">09 / Delivery standards (shared)</w:t>
       </w:r>
     </w:p>
     <w:p>
@@ -363,7 +1635,7 @@
         </w:numPr>
       </w:pPr>
       <w:r>
-        <w:t xml:space="preserve">Potential legal, safety, discrimination, medical, or privacy issue: do not reply from the swipe file; escalate to owner.</w:t>
+        <w:t xml:space="preserve">This asset is for local businesses; replace bracketed fields with their specifics before sending.</w:t>
       </w:r>
     </w:p>
     <w:p>
@@ -375,7 +1647,7 @@
         </w:numPr>
       </w:pPr>
       <w:r>
-        <w:t xml:space="preserve">Refund or compensation request: acknowledge publicly only if approved, then move to private channel.</w:t>
+        <w:t xml:space="preserve">Full delivery standards - inputs to collect, evidence capture, pricing and scope guardrails, and the pre-send QA list - live once in this pack's AI Prompt Pack.</w:t>
       </w:r>
     </w:p>
     <w:p>
@@ -387,7 +1659,7 @@
         </w:numPr>
       </w:pPr>
       <w:r>
-        <w:t xml:space="preserve">Staff naming: remove or anonymize where required by policy.</w:t>
+        <w:t xml:space="preserve">Verify every fact, price, date, hour, link, and claim against a source, and keep approvals in writing.</w:t>
       </w:r>
     </w:p>
     <w:p>
@@ -399,118 +1671,6 @@
         </w:numPr>
       </w:pPr>
       <w:r>
-        <w:t xml:space="preserve">Repeat complaint theme: log it as operational feedback, not just reputation management.</w:t>
-      </w:r>
-    </w:p>
-    <w:p>
-      <w:pPr>
-        <w:pStyle w:val="Heading1"/>
-      </w:pPr>
-      <w:r>
-        <w:t xml:space="preserve">08 / Public reply tone rules</w:t>
-      </w:r>
-    </w:p>
-    <w:p>
-      <w:pPr>
-        <w:pStyle w:val="ListParagraph"/>
-        <w:numPr>
-          <w:ilvl w:val="0"/>
-          <w:numId w:val="1"/>
-        </w:numPr>
-      </w:pPr>
-      <w:r>
-        <w:t xml:space="preserve">Lead with thanks or acknowledgement.</w:t>
-      </w:r>
-    </w:p>
-    <w:p>
-      <w:pPr>
-        <w:pStyle w:val="ListParagraph"/>
-        <w:numPr>
-          <w:ilvl w:val="0"/>
-          <w:numId w:val="1"/>
-        </w:numPr>
-      </w:pPr>
-      <w:r>
-        <w:t xml:space="preserve">Reference the service only if it does not expose private customer information.</w:t>
-      </w:r>
-    </w:p>
-    <w:p>
-      <w:pPr>
-        <w:pStyle w:val="ListParagraph"/>
-        <w:numPr>
-          <w:ilvl w:val="0"/>
-          <w:numId w:val="1"/>
-        </w:numPr>
-      </w:pPr>
-      <w:r>
-        <w:t xml:space="preserve">Move disputes, refunds, and staff-specific issues to a private channel.</w:t>
-      </w:r>
-    </w:p>
-    <w:p>
-      <w:pPr>
-        <w:pStyle w:val="ListParagraph"/>
-        <w:numPr>
-          <w:ilvl w:val="0"/>
-          <w:numId w:val="1"/>
-        </w:numPr>
-      </w:pPr>
-      <w:r>
-        <w:t xml:space="preserve">Use the review language as a testimonial only after owner approval.</w:t>
-      </w:r>
-    </w:p>
-    <w:p>
-      <w:pPr>
-        <w:pStyle w:val="Heading1"/>
-      </w:pPr>
-      <w:r>
-        <w:t xml:space="preserve">09 / Delivery standards (shared)</w:t>
-      </w:r>
-    </w:p>
-    <w:p>
-      <w:pPr>
-        <w:pStyle w:val="ListParagraph"/>
-        <w:numPr>
-          <w:ilvl w:val="0"/>
-          <w:numId w:val="1"/>
-        </w:numPr>
-      </w:pPr>
-      <w:r>
-        <w:t xml:space="preserve">This asset is for local businesses; replace bracketed fields with their specifics before sending.</w:t>
-      </w:r>
-    </w:p>
-    <w:p>
-      <w:pPr>
-        <w:pStyle w:val="ListParagraph"/>
-        <w:numPr>
-          <w:ilvl w:val="0"/>
-          <w:numId w:val="1"/>
-        </w:numPr>
-      </w:pPr>
-      <w:r>
-        <w:t xml:space="preserve">Full delivery standards - inputs to collect, evidence capture, pricing and scope guardrails, and the pre-send QA list - live once in this pack's AI Prompt Pack.</w:t>
-      </w:r>
-    </w:p>
-    <w:p>
-      <w:pPr>
-        <w:pStyle w:val="ListParagraph"/>
-        <w:numPr>
-          <w:ilvl w:val="0"/>
-          <w:numId w:val="1"/>
-        </w:numPr>
-      </w:pPr>
-      <w:r>
-        <w:t xml:space="preserve">Verify every fact, price, date, hour, link, and claim against a source, and keep approvals in writing.</w:t>
-      </w:r>
-    </w:p>
-    <w:p>
-      <w:pPr>
-        <w:pStyle w:val="ListParagraph"/>
-        <w:numPr>
-          <w:ilvl w:val="0"/>
-          <w:numId w:val="1"/>
-        </w:numPr>
-      </w:pPr>
-      <w:r>
         <w:t xml:space="preserve">Never imply guaranteed revenue, rankings, bookings, retention, or ad performance.</w:t>
       </w:r>
     </w:p>
@@ -530,7 +1690,7 @@
     <w:sectPr>
       <w:footerReference w:type="default" r:id="rId3"/>
       <w:pgSz w:w="12240" w:h="15840"/>
-      <w:pgMar w:top="1008" w:right="936" w:bottom="864" w:left="936" w:footer="432"/>
+      <w:pgMar w:top="1180" w:right="1440" w:bottom="1000" w:left="1440" w:footer="432"/>
       <w:cols w:space="720"/>
     </w:sectPr>
   </w:body>
@@ -552,7 +1712,21 @@
         <w:sz w:val="16"/>
         <w:color w:val="57534E"/>
       </w:rPr>
-      <w:t xml:space="preserve">Side Hustle Stephen - The Launchpad  /  Review Reply + Testimonial Clips  /  Verify facts before client use</w:t>
+      <w:t xml:space="preserve">Side Hustle Stephen / Review Reply + Testimonial Clips / Page </w:t>
+    </w:r>
+    <w:r>
+      <w:rPr>
+        <w:rFonts w:ascii="Arial" w:hAnsi="Arial"/>
+        <w:sz w:val="16"/>
+        <w:color w:val="57534E"/>
+      </w:rPr>
+      <w:fldChar w:fldCharType="begin"/>
+    </w:r>
+    <w:r>
+      <w:instrText xml:space="preserve"> PAGE </w:instrText>
+    </w:r>
+    <w:r>
+      <w:fldChar w:fldCharType="end"/>
     </w:r>
   </w:p>
 </w:ftr>
@@ -676,15 +1850,15 @@
     <w:rPr>
       <w:rFonts w:ascii="Arial" w:hAnsi="Arial"/>
       <w:b/>
-      <w:sz w:val="26"/>
+      <w:sz w:val="30"/>
       <w:color w:val="0A0A0A"/>
-      <w:spacing w:val="-4"/>
+      <w:spacing w:val="-6"/>
     </w:rPr>
     <w:pPr>
       <w:keepNext/>
-      <w:spacing w:before="340" w:after="130"/>
+      <w:spacing w:before="360" w:after="140"/>
       <w:pBdr>
-        <w:bottom w:val="single" w:sz="6" w:space="6" w:color="E0DFDD"/>
+        <w:bottom w:val="single" w:sz="12" w:space="7" w:color="0A0A0A"/>
       </w:pBdr>
     </w:pPr>
   </w:style>
@@ -693,11 +1867,11 @@
     <w:rPr>
       <w:rFonts w:ascii="Arial" w:hAnsi="Arial"/>
       <w:b/>
-      <w:sz w:val="23"/>
-      <w:color w:val="57534E"/>
+      <w:sz w:val="24"/>
+      <w:color w:val="0A0A0A"/>
     </w:rPr>
     <w:pPr>
-      <w:spacing w:after="60"/>
+      <w:spacing w:after="70"/>
     </w:pPr>
   </w:style>
   <w:style w:type="paragraph" w:styleId="Heading3">
@@ -705,11 +1879,12 @@
     <w:rPr>
       <w:rFonts w:ascii="Arial" w:hAnsi="Arial"/>
       <w:b/>
-      <w:sz w:val="20"/>
-      <w:color w:val="0A0A0A"/>
+      <w:sz w:val="22"/>
+      <w:color w:val="0A59D2"/>
     </w:rPr>
     <w:pPr>
-      <w:spacing w:before="150" w:after="80"/>
+      <w:keepNext/>
+      <w:spacing w:before="190" w:after="70"/>
     </w:pPr>
   </w:style>
   <w:style w:type="paragraph" w:styleId="Meta">
@@ -747,9 +1922,9 @@
     </w:rPr>
     <w:pPr>
       <w:spacing w:after="92" w:line="280" w:lineRule="auto"/>
-      <w:shd w:fill="F5F3F1"/>
+      <w:shd w:fill="EEF4FF"/>
       <w:pBdr>
-        <w:left w:val="single" w:sz="14" w:space="8" w:color="0A0A0A"/>
+        <w:left w:val="single" w:sz="18" w:space="8" w:color="0A59D2"/>
       </w:pBdr>
     </w:pPr>
   </w:style>
@@ -757,15 +1932,86 @@
     <w:name w:val="Intense Quote"/>
     <w:rPr>
       <w:rFonts w:ascii="Arial" w:hAnsi="Arial"/>
+      <w:b/>
       <w:color w:val="0A0A0A"/>
-      <w:sz w:val="20"/>
+      <w:sz w:val="21"/>
     </w:rPr>
     <w:pPr>
       <w:spacing w:before="90" w:after="170" w:line="292" w:lineRule="auto"/>
       <w:shd w:fill="F5F3F1"/>
       <w:pBdr>
-        <w:left w:val="single" w:sz="18" w:space="10" w:color="0A0A0A"/>
+        <w:left w:val="single" w:sz="24" w:space="10" w:color="0A0A0A"/>
       </w:pBdr>
+    </w:pPr>
+  </w:style>
+  <w:style w:type="paragraph" w:styleId="ExampleBlock">
+    <w:name w:val="Example Block"/>
+    <w:rPr>
+      <w:rFonts w:ascii="Arial" w:hAnsi="Arial"/>
+      <w:sz w:val="21"/>
+      <w:color w:val="0A0A0A"/>
+    </w:rPr>
+    <w:pPr>
+      <w:spacing w:before="60" w:after="120" w:line="288" w:lineRule="auto"/>
+      <w:shd w:fill="EEF4FF"/>
+      <w:pBdr>
+        <w:left w:val="single" w:sz="14" w:space="8" w:color="0A59D2"/>
+      </w:pBdr>
+    </w:pPr>
+  </w:style>
+  <w:style w:type="paragraph" w:styleId="EmailSubject">
+    <w:name w:val="Email Subject"/>
+    <w:rPr>
+      <w:rFonts w:ascii="Arial" w:hAnsi="Arial"/>
+      <w:b/>
+      <w:sz w:val="21"/>
+      <w:color w:val="0A0A0A"/>
+    </w:rPr>
+    <w:pPr>
+      <w:keepNext/>
+      <w:spacing w:before="150" w:after="0" w:line="284" w:lineRule="auto"/>
+      <w:shd w:fill="EEF4FF"/>
+      <w:pBdr>
+        <w:top w:val="single" w:sz="14" w:space="6" w:color="0A59D2"/>
+        <w:left w:val="single" w:sz="14" w:space="8" w:color="0A59D2"/>
+      </w:pBdr>
+    </w:pPr>
+  </w:style>
+  <w:style w:type="paragraph" w:styleId="TableHeader">
+    <w:name w:val="Table Header"/>
+    <w:rPr>
+      <w:rFonts w:ascii="Arial" w:hAnsi="Arial"/>
+      <w:b/>
+      <w:caps/>
+      <w:sz w:val="18"/>
+      <w:color w:val="FFFFFF"/>
+      <w:spacing w:val="14"/>
+    </w:rPr>
+    <w:pPr>
+      <w:spacing w:before="0" w:after="0" w:line="250" w:lineRule="auto"/>
+    </w:pPr>
+  </w:style>
+  <w:style w:type="paragraph" w:styleId="TableCell">
+    <w:name w:val="Table Cell"/>
+    <w:rPr>
+      <w:rFonts w:ascii="Arial" w:hAnsi="Arial"/>
+      <w:sz w:val="20"/>
+      <w:color w:val="0A0A0A"/>
+    </w:rPr>
+    <w:pPr>
+      <w:spacing w:before="0" w:after="0" w:line="262" w:lineRule="auto"/>
+    </w:pPr>
+  </w:style>
+  <w:style w:type="paragraph" w:styleId="TableLabel">
+    <w:name w:val="Table Label"/>
+    <w:rPr>
+      <w:rFonts w:ascii="Arial" w:hAnsi="Arial"/>
+      <w:b/>
+      <w:sz w:val="20"/>
+      <w:color w:val="0A0A0A"/>
+    </w:rPr>
+    <w:pPr>
+      <w:spacing w:before="0" w:after="0" w:line="262" w:lineRule="auto"/>
     </w:pPr>
   </w:style>
 </w:styles>

--- a/content/member-assets/review-testimonial-service/review-reply-swipe-file.docx
+++ b/content/member-assets/review-testimonial-service/review-reply-swipe-file.docx
@@ -759,7 +759,7 @@
               <w:pStyle w:val="TableCell"/>
             </w:pPr>
             <w:r>
-              <w:t xml:space="preserve">Positive review: simple — Thanks, [Name]. We really appreciate you taking the time to share this. Glad we could help…</w:t>
+              <w:t xml:space="preserve">Positive review: simple - Thanks, [Name]. We really appreciate you taking the time to share this. Glad we could help…</w:t>
             </w:r>
           </w:p>
         </w:tc>
@@ -801,7 +801,7 @@
               <w:pStyle w:val="TableCell"/>
             </w:pPr>
             <w:r>
-              <w:t xml:space="preserve">Positive review: detailed — Thanks for the kind words, [Name]. It is great to hear that [specific detail from review]…</w:t>
+              <w:t xml:space="preserve">Positive review: detailed - Thanks for the kind words, [Name]. It is great to hear that [specific detail from review]…</w:t>
             </w:r>
           </w:p>
         </w:tc>
@@ -845,7 +845,7 @@
               <w:pStyle w:val="TableCell"/>
             </w:pPr>
             <w:r>
-              <w:t xml:space="preserve">Neutral review — Thanks for the feedback, [Name]. We appreciate you sharing what worked and what could have…</w:t>
+              <w:t xml:space="preserve">Neutral review - Thanks for the feedback, [Name]. We appreciate you sharing what worked and what could have…</w:t>
             </w:r>
           </w:p>
         </w:tc>
@@ -887,7 +887,7 @@
               <w:pStyle w:val="TableCell"/>
             </w:pPr>
             <w:r>
-              <w:t xml:space="preserve">Negative review: public response — Hi [Name], we are sorry this was your experience. That is not the standard we aim for…</w:t>
+              <w:t xml:space="preserve">Negative review: public response - Hi [Name], we are sorry this was your experience. That is not the standard we aim for…</w:t>
             </w:r>
           </w:p>
         </w:tc>
@@ -931,7 +931,7 @@
               <w:pStyle w:val="TableCell"/>
             </w:pPr>
             <w:r>
-              <w:t xml:space="preserve">Negative review: do not say — Do not argue with the reviewer.</w:t>
+              <w:t xml:space="preserve">Negative review: do not say - Do not argue with the reviewer.</w:t>
             </w:r>
           </w:p>
         </w:tc>
@@ -973,7 +973,7 @@
               <w:pStyle w:val="TableCell"/>
             </w:pPr>
             <w:r>
-              <w:t xml:space="preserve">Testimonial extraction fields — Customer language: exact phrase from review.</w:t>
+              <w:t xml:space="preserve">Testimonial extraction fields - Customer language: exact phrase from review.</w:t>
             </w:r>
           </w:p>
         </w:tc>
@@ -1017,7 +1017,7 @@
               <w:pStyle w:val="TableCell"/>
             </w:pPr>
             <w:r>
-              <w:t xml:space="preserve">Escalation workflow — Potential legal, safety, discrimination, medical, or privacy issue: do not reply from the…</w:t>
+              <w:t xml:space="preserve">Escalation workflow - Potential legal, safety, discrimination, medical, or privacy issue: do not reply from the…</w:t>
             </w:r>
           </w:p>
         </w:tc>
@@ -1059,7 +1059,7 @@
               <w:pStyle w:val="TableCell"/>
             </w:pPr>
             <w:r>
-              <w:t xml:space="preserve">Public reply tone rules — Lead with thanks or acknowledgement.</w:t>
+              <w:t xml:space="preserve">Public reply tone rules - Lead with thanks or acknowledgement.</w:t>
             </w:r>
           </w:p>
         </w:tc>
@@ -1103,7 +1103,7 @@
               <w:pStyle w:val="TableCell"/>
             </w:pPr>
             <w:r>
-              <w:t xml:space="preserve">Delivery standards (shared) — This asset is for local businesses; replace bracketed fields with their specifics before…</w:t>
+              <w:t xml:space="preserve">Delivery standards (shared) - This asset is for local businesses; replace bracketed fields with their specifics before…</w:t>
             </w:r>
           </w:p>
         </w:tc>
@@ -1738,7 +1738,7 @@
     <w:lvl w:ilvl="0">
       <w:start w:val="1"/>
       <w:numFmt w:val="bullet"/>
-      <w:lvlText w:val="–"/>
+      <w:lvlText w:val="-"/>
       <w:pPr>
         <w:ind w:left="540" w:hanging="220"/>
       </w:pPr>

--- a/content/member-assets/review-testimonial-service/review-reply-swipe-file.docx
+++ b/content/member-assets/review-testimonial-service/review-reply-swipe-file.docx
@@ -23,7 +23,7 @@
         <w:pStyle w:val="Heading2"/>
       </w:pPr>
       <w:r>
-        <w:t xml:space="preserve">Review Reply + Testimonial Clips</w:t>
+        <w:t xml:space="preserve">AI Review Repurposing Service</w:t>
       </w:r>
     </w:p>
     <w:p>
@@ -39,7 +39,7 @@
         <w:pStyle w:val="Tagline"/>
       </w:pPr>
       <w:r>
-        <w:t xml:space="preserve">Turn boring customer reviews into sales assets.</w:t>
+        <w:t xml:space="preserve">Turn one customer review into replies, website proof, email copy, and social content.</w:t>
       </w:r>
     </w:p>
     <w:p>
@@ -1712,7 +1712,7 @@
         <w:sz w:val="16"/>
         <w:color w:val="57534E"/>
       </w:rPr>
-      <w:t xml:space="preserve">Side Hustle Stephen / Review Reply + Testimonial Clips / Page </w:t>
+      <w:t xml:space="preserve">Side Hustle Stephen / AI Review Repurposing Service / Page </w:t>
     </w:r>
     <w:r>
       <w:rPr>
